--- a/deliverables/video-8-slides/script/Video_8_Teleprompter_Script_with_Slide_Markers.docx
+++ b/deliverables/video-8-slides/script/Video_8_Teleprompter_Script_with_Slide_Markers.docx
@@ -56,13 +56,15 @@
           <w:color w:val="5A6B82"/>
           <w:sz w:val="21"/>
         </w:rPr>
-        <w:t>Target 1,450-1,700 spoken words. This draft is 1607.</w:t>
+        <w:t>Target 1,450-1,700 spoken words. This draft is 1586.</w:t>
       </w:r>
     </w:p>
     <w:p>
       <w:pPr>
         <w:spacing w:before="400" w:after="240" w:line="264" w:lineRule="auto"/>
         <w:shd w:val="clear" w:fill="F3F0E8"/>
+        <w:keepLines w:val="1"/>
+        <w:keepNext w:val="1"/>
       </w:pPr>
       <w:r>
         <w:rPr>
@@ -82,6 +84,8 @@
         <w:pBdr>
           <w:left w:val="single" w:sz="18" w:space="8" w:color="0F2346"/>
         </w:pBdr>
+        <w:keepLines w:val="1"/>
+        <w:keepNext w:val="1"/>
       </w:pPr>
       <w:r>
         <w:rPr>
@@ -95,7 +99,7 @@
     </w:p>
     <w:p>
       <w:pPr>
-        <w:spacing w:before="0" w:after="280" w:line="372" w:lineRule="auto"/>
+        <w:spacing w:before="0" w:after="240" w:line="360" w:lineRule="auto"/>
       </w:pPr>
       <w:r>
         <w:rPr>
@@ -109,7 +113,7 @@
     </w:p>
     <w:p>
       <w:pPr>
-        <w:spacing w:before="0" w:after="280" w:line="372" w:lineRule="auto"/>
+        <w:spacing w:before="0" w:after="240" w:line="360" w:lineRule="auto"/>
       </w:pPr>
       <w:r>
         <w:rPr>
@@ -123,7 +127,7 @@
     </w:p>
     <w:p>
       <w:pPr>
-        <w:spacing w:before="0" w:after="280" w:line="372" w:lineRule="auto"/>
+        <w:spacing w:before="0" w:after="240" w:line="360" w:lineRule="auto"/>
       </w:pPr>
       <w:r>
         <w:rPr>
@@ -139,6 +143,8 @@
       <w:pPr>
         <w:spacing w:before="400" w:after="240" w:line="264" w:lineRule="auto"/>
         <w:shd w:val="clear" w:fill="F3F0E8"/>
+        <w:keepLines w:val="1"/>
+        <w:keepNext w:val="1"/>
       </w:pPr>
       <w:r>
         <w:rPr>
@@ -153,7 +159,7 @@
     </w:p>
     <w:p>
       <w:pPr>
-        <w:spacing w:before="0" w:after="280" w:line="372" w:lineRule="auto"/>
+        <w:spacing w:before="0" w:after="240" w:line="360" w:lineRule="auto"/>
       </w:pPr>
       <w:r>
         <w:rPr>
@@ -167,7 +173,7 @@
     </w:p>
     <w:p>
       <w:pPr>
-        <w:spacing w:before="0" w:after="280" w:line="372" w:lineRule="auto"/>
+        <w:spacing w:before="0" w:after="240" w:line="360" w:lineRule="auto"/>
       </w:pPr>
       <w:r>
         <w:rPr>
@@ -181,7 +187,7 @@
     </w:p>
     <w:p>
       <w:pPr>
-        <w:spacing w:before="0" w:after="280" w:line="372" w:lineRule="auto"/>
+        <w:spacing w:before="0" w:after="240" w:line="360" w:lineRule="auto"/>
       </w:pPr>
       <w:r>
         <w:rPr>
@@ -197,6 +203,8 @@
       <w:pPr>
         <w:spacing w:before="400" w:after="240" w:line="264" w:lineRule="auto"/>
         <w:shd w:val="clear" w:fill="F3F0E8"/>
+        <w:keepLines w:val="1"/>
+        <w:keepNext w:val="1"/>
       </w:pPr>
       <w:r>
         <w:rPr>
@@ -216,6 +224,8 @@
         <w:pBdr>
           <w:left w:val="single" w:sz="18" w:space="8" w:color="0F2346"/>
         </w:pBdr>
+        <w:keepLines w:val="1"/>
+        <w:keepNext w:val="1"/>
       </w:pPr>
       <w:r>
         <w:rPr>
@@ -229,7 +239,7 @@
     </w:p>
     <w:p>
       <w:pPr>
-        <w:spacing w:before="0" w:after="280" w:line="372" w:lineRule="auto"/>
+        <w:spacing w:before="0" w:after="240" w:line="360" w:lineRule="auto"/>
       </w:pPr>
       <w:r>
         <w:rPr>
@@ -243,7 +253,7 @@
     </w:p>
     <w:p>
       <w:pPr>
-        <w:spacing w:before="0" w:after="280" w:line="372" w:lineRule="auto"/>
+        <w:spacing w:before="0" w:after="240" w:line="360" w:lineRule="auto"/>
       </w:pPr>
       <w:r>
         <w:rPr>
@@ -257,7 +267,7 @@
     </w:p>
     <w:p>
       <w:pPr>
-        <w:spacing w:before="0" w:after="280" w:line="372" w:lineRule="auto"/>
+        <w:spacing w:before="0" w:after="240" w:line="360" w:lineRule="auto"/>
       </w:pPr>
       <w:r>
         <w:rPr>
@@ -271,7 +281,7 @@
     </w:p>
     <w:p>
       <w:pPr>
-        <w:spacing w:before="0" w:after="280" w:line="372" w:lineRule="auto"/>
+        <w:spacing w:before="0" w:after="240" w:line="360" w:lineRule="auto"/>
       </w:pPr>
       <w:r>
         <w:rPr>
@@ -285,7 +295,7 @@
     </w:p>
     <w:p>
       <w:pPr>
-        <w:spacing w:before="0" w:after="280" w:line="372" w:lineRule="auto"/>
+        <w:spacing w:before="0" w:after="240" w:line="360" w:lineRule="auto"/>
       </w:pPr>
       <w:r>
         <w:rPr>
@@ -301,6 +311,8 @@
       <w:pPr>
         <w:spacing w:before="400" w:after="240" w:line="264" w:lineRule="auto"/>
         <w:shd w:val="clear" w:fill="F3F0E8"/>
+        <w:keepLines w:val="1"/>
+        <w:keepNext w:val="1"/>
       </w:pPr>
       <w:r>
         <w:rPr>
@@ -320,6 +332,8 @@
         <w:pBdr>
           <w:left w:val="single" w:sz="18" w:space="8" w:color="0F2346"/>
         </w:pBdr>
+        <w:keepLines w:val="1"/>
+        <w:keepNext w:val="1"/>
       </w:pPr>
       <w:r>
         <w:rPr>
@@ -333,7 +347,7 @@
     </w:p>
     <w:p>
       <w:pPr>
-        <w:spacing w:before="0" w:after="280" w:line="372" w:lineRule="auto"/>
+        <w:spacing w:before="0" w:after="240" w:line="360" w:lineRule="auto"/>
       </w:pPr>
       <w:r>
         <w:rPr>
@@ -352,6 +366,8 @@
         <w:pBdr>
           <w:left w:val="single" w:sz="18" w:space="8" w:color="0F2346"/>
         </w:pBdr>
+        <w:keepLines w:val="1"/>
+        <w:keepNext w:val="1"/>
       </w:pPr>
       <w:r>
         <w:rPr>
@@ -365,7 +381,7 @@
     </w:p>
     <w:p>
       <w:pPr>
-        <w:spacing w:before="0" w:after="280" w:line="372" w:lineRule="auto"/>
+        <w:spacing w:before="0" w:after="240" w:line="360" w:lineRule="auto"/>
       </w:pPr>
       <w:r>
         <w:rPr>
@@ -384,6 +400,8 @@
         <w:pBdr>
           <w:left w:val="single" w:sz="18" w:space="8" w:color="0F2346"/>
         </w:pBdr>
+        <w:keepLines w:val="1"/>
+        <w:keepNext w:val="1"/>
       </w:pPr>
       <w:r>
         <w:rPr>
@@ -397,7 +415,7 @@
     </w:p>
     <w:p>
       <w:pPr>
-        <w:spacing w:before="0" w:after="280" w:line="372" w:lineRule="auto"/>
+        <w:spacing w:before="0" w:after="240" w:line="360" w:lineRule="auto"/>
       </w:pPr>
       <w:r>
         <w:rPr>
@@ -406,7 +424,7 @@
           <w:color w:val="1A1A1A"/>
           <w:sz w:val="27"/>
         </w:rPr>
-        <w:t>Context is what the new field knows and you do not — its language, its stakeholders, its incentives, its regulation, its rhythm and its risks. From the inside it feels like a competence gap. It is an information gap, and it closes faster than most people expect when someone is deliberate about closing it.</w:t>
+        <w:t>Context is what the new field knows and you do not — its language, its stakeholders, its incentives, its regulation, its rhythm and its risks. From the inside it feels like a competence gap. It is an information gap, and it can close when you are deliberate about learning it.</w:t>
       </w:r>
     </w:p>
     <w:p>
@@ -416,6 +434,8 @@
         <w:pBdr>
           <w:left w:val="single" w:sz="18" w:space="8" w:color="0F2346"/>
         </w:pBdr>
+        <w:keepLines w:val="1"/>
+        <w:keepNext w:val="1"/>
       </w:pPr>
       <w:r>
         <w:rPr>
@@ -429,7 +449,7 @@
     </w:p>
     <w:p>
       <w:pPr>
-        <w:spacing w:before="0" w:after="280" w:line="372" w:lineRule="auto"/>
+        <w:spacing w:before="0" w:after="240" w:line="360" w:lineRule="auto"/>
       </w:pPr>
       <w:r>
         <w:rPr>
@@ -443,7 +463,7 @@
     </w:p>
     <w:p>
       <w:pPr>
-        <w:spacing w:before="0" w:after="280" w:line="372" w:lineRule="auto"/>
+        <w:spacing w:before="0" w:after="240" w:line="360" w:lineRule="auto"/>
       </w:pPr>
       <w:r>
         <w:rPr>
@@ -459,6 +479,8 @@
       <w:pPr>
         <w:spacing w:before="400" w:after="240" w:line="264" w:lineRule="auto"/>
         <w:shd w:val="clear" w:fill="F3F0E8"/>
+        <w:keepLines w:val="1"/>
+        <w:keepNext w:val="1"/>
       </w:pPr>
       <w:r>
         <w:rPr>
@@ -478,6 +500,8 @@
         <w:pBdr>
           <w:left w:val="single" w:sz="18" w:space="8" w:color="0F2346"/>
         </w:pBdr>
+        <w:keepLines w:val="1"/>
+        <w:keepNext w:val="1"/>
       </w:pPr>
       <w:r>
         <w:rPr>
@@ -491,7 +515,7 @@
     </w:p>
     <w:p>
       <w:pPr>
-        <w:spacing w:before="0" w:after="280" w:line="372" w:lineRule="auto"/>
+        <w:spacing w:before="0" w:after="240" w:line="360" w:lineRule="auto"/>
       </w:pPr>
       <w:r>
         <w:rPr>
@@ -510,6 +534,8 @@
         <w:pBdr>
           <w:left w:val="single" w:sz="18" w:space="8" w:color="0F2346"/>
         </w:pBdr>
+        <w:keepLines w:val="1"/>
+        <w:keepNext w:val="1"/>
       </w:pPr>
       <w:r>
         <w:rPr>
@@ -523,7 +549,7 @@
     </w:p>
     <w:p>
       <w:pPr>
-        <w:spacing w:before="0" w:after="280" w:line="372" w:lineRule="auto"/>
+        <w:spacing w:before="0" w:after="240" w:line="360" w:lineRule="auto"/>
       </w:pPr>
       <w:r>
         <w:rPr>
@@ -532,12 +558,12 @@
           <w:color w:val="1A1A1A"/>
           <w:sz w:val="27"/>
         </w:rPr>
-        <w:t>This is where most industry-change pitches come apart, because people reach for adjectives. Adaptable. Strategic. A fast learner. Those describe how you would like to be seen. They give the person across from you nothing to evaluate, and experienced people stop hearing them entirely.</w:t>
+        <w:t>This is where most industry-change pitches come apart, because people reach for adjectives. Adaptable. Strategic. A fast learner. Those describe how you would like to be seen. They give the person across from you very little to evaluate, and experienced interviewers have heard them many times.</w:t>
       </w:r>
     </w:p>
     <w:p>
       <w:pPr>
-        <w:spacing w:before="0" w:after="280" w:line="372" w:lineRule="auto"/>
+        <w:spacing w:before="0" w:after="240" w:line="360" w:lineRule="auto"/>
       </w:pPr>
       <w:r>
         <w:rPr>
@@ -551,7 +577,7 @@
     </w:p>
     <w:p>
       <w:pPr>
-        <w:spacing w:before="0" w:after="280" w:line="372" w:lineRule="auto"/>
+        <w:spacing w:before="0" w:after="240" w:line="360" w:lineRule="auto"/>
       </w:pPr>
       <w:r>
         <w:rPr>
@@ -565,7 +591,7 @@
     </w:p>
     <w:p>
       <w:pPr>
-        <w:spacing w:before="0" w:after="280" w:line="372" w:lineRule="auto"/>
+        <w:spacing w:before="0" w:after="240" w:line="360" w:lineRule="auto"/>
       </w:pPr>
       <w:r>
         <w:rPr>
@@ -579,7 +605,7 @@
     </w:p>
     <w:p>
       <w:pPr>
-        <w:spacing w:before="0" w:after="280" w:line="372" w:lineRule="auto"/>
+        <w:spacing w:before="0" w:after="240" w:line="360" w:lineRule="auto"/>
       </w:pPr>
       <w:r>
         <w:rPr>
@@ -595,6 +621,8 @@
       <w:pPr>
         <w:spacing w:before="400" w:after="240" w:line="264" w:lineRule="auto"/>
         <w:shd w:val="clear" w:fill="F3F0E8"/>
+        <w:keepLines w:val="1"/>
+        <w:keepNext w:val="1"/>
       </w:pPr>
       <w:r>
         <w:rPr>
@@ -614,6 +642,8 @@
         <w:pBdr>
           <w:left w:val="single" w:sz="18" w:space="8" w:color="0F2346"/>
         </w:pBdr>
+        <w:keepLines w:val="1"/>
+        <w:keepNext w:val="1"/>
       </w:pPr>
       <w:r>
         <w:rPr>
@@ -627,7 +657,7 @@
     </w:p>
     <w:p>
       <w:pPr>
-        <w:spacing w:before="0" w:after="280" w:line="372" w:lineRule="auto"/>
+        <w:spacing w:before="0" w:after="240" w:line="360" w:lineRule="auto"/>
       </w:pPr>
       <w:r>
         <w:rPr>
@@ -641,7 +671,7 @@
     </w:p>
     <w:p>
       <w:pPr>
-        <w:spacing w:before="0" w:after="280" w:line="372" w:lineRule="auto"/>
+        <w:spacing w:before="0" w:after="240" w:line="360" w:lineRule="auto"/>
       </w:pPr>
       <w:r>
         <w:rPr>
@@ -655,7 +685,7 @@
     </w:p>
     <w:p>
       <w:pPr>
-        <w:spacing w:before="0" w:after="280" w:line="372" w:lineRule="auto"/>
+        <w:spacing w:before="0" w:after="240" w:line="360" w:lineRule="auto"/>
       </w:pPr>
       <w:r>
         <w:rPr>
@@ -669,7 +699,7 @@
     </w:p>
     <w:p>
       <w:pPr>
-        <w:spacing w:before="0" w:after="280" w:line="372" w:lineRule="auto"/>
+        <w:spacing w:before="0" w:after="240" w:line="360" w:lineRule="auto"/>
       </w:pPr>
       <w:r>
         <w:rPr>
@@ -683,7 +713,7 @@
     </w:p>
     <w:p>
       <w:pPr>
-        <w:spacing w:before="0" w:after="280" w:line="372" w:lineRule="auto"/>
+        <w:spacing w:before="0" w:after="240" w:line="360" w:lineRule="auto"/>
       </w:pPr>
       <w:r>
         <w:rPr>
@@ -697,7 +727,7 @@
     </w:p>
     <w:p>
       <w:pPr>
-        <w:spacing w:before="0" w:after="280" w:line="372" w:lineRule="auto"/>
+        <w:spacing w:before="0" w:after="240" w:line="360" w:lineRule="auto"/>
       </w:pPr>
       <w:r>
         <w:rPr>
@@ -706,12 +736,12 @@
           <w:color w:val="1A1A1A"/>
           <w:sz w:val="27"/>
         </w:rPr>
-        <w:t>A clear first-ninety-days learning plan counts for more than most people expect. It shows you understand there is something here to learn, which is the opposite of the overconfidence they are quietly screening for.</w:t>
+        <w:t>A clear first-ninety-days learning plan can also reduce the credibility gap. It shows you understand there is something here to learn, which is the opposite of the overconfidence they are quietly screening for.</w:t>
       </w:r>
     </w:p>
     <w:p>
       <w:pPr>
-        <w:spacing w:before="0" w:after="280" w:line="372" w:lineRule="auto"/>
+        <w:spacing w:before="0" w:after="240" w:line="360" w:lineRule="auto"/>
       </w:pPr>
       <w:r>
         <w:rPr>
@@ -727,6 +757,8 @@
       <w:pPr>
         <w:spacing w:before="400" w:after="240" w:line="264" w:lineRule="auto"/>
         <w:shd w:val="clear" w:fill="F3F0E8"/>
+        <w:keepLines w:val="1"/>
+        <w:keepNext w:val="1"/>
       </w:pPr>
       <w:r>
         <w:rPr>
@@ -746,6 +778,8 @@
         <w:pBdr>
           <w:left w:val="single" w:sz="18" w:space="8" w:color="0F2346"/>
         </w:pBdr>
+        <w:keepLines w:val="1"/>
+        <w:keepNext w:val="1"/>
       </w:pPr>
       <w:r>
         <w:rPr>
@@ -759,7 +793,7 @@
     </w:p>
     <w:p>
       <w:pPr>
-        <w:spacing w:before="0" w:after="280" w:line="372" w:lineRule="auto"/>
+        <w:spacing w:before="0" w:after="240" w:line="360" w:lineRule="auto"/>
       </w:pPr>
       <w:r>
         <w:rPr>
@@ -773,7 +807,7 @@
     </w:p>
     <w:p>
       <w:pPr>
-        <w:spacing w:before="0" w:after="280" w:line="372" w:lineRule="auto"/>
+        <w:spacing w:before="0" w:after="240" w:line="360" w:lineRule="auto"/>
       </w:pPr>
       <w:r>
         <w:rPr>
@@ -787,7 +821,7 @@
     </w:p>
     <w:p>
       <w:pPr>
-        <w:spacing w:before="0" w:after="280" w:line="372" w:lineRule="auto"/>
+        <w:spacing w:before="0" w:after="240" w:line="360" w:lineRule="auto"/>
       </w:pPr>
       <w:r>
         <w:rPr>
@@ -801,7 +835,7 @@
     </w:p>
     <w:p>
       <w:pPr>
-        <w:spacing w:before="0" w:after="280" w:line="372" w:lineRule="auto"/>
+        <w:spacing w:before="0" w:after="240" w:line="360" w:lineRule="auto"/>
       </w:pPr>
       <w:r>
         <w:rPr>
@@ -815,7 +849,7 @@
     </w:p>
     <w:p>
       <w:pPr>
-        <w:spacing w:before="0" w:after="280" w:line="372" w:lineRule="auto"/>
+        <w:spacing w:before="0" w:after="240" w:line="360" w:lineRule="auto"/>
       </w:pPr>
       <w:r>
         <w:rPr>
@@ -824,12 +858,12 @@
           <w:color w:val="1A1A1A"/>
           <w:sz w:val="27"/>
         </w:rPr>
-        <w:t>Most people find the first column is longer than they feared and the third is shorter than they assumed. That is the reason to write it down instead of carrying it around as a feeling.</w:t>
+        <w:t>You may find the first column is longer than you feared and the third is shorter than you assumed. That is the reason to write it down instead of carrying it around as a feeling.</w:t>
       </w:r>
     </w:p>
     <w:p>
       <w:pPr>
-        <w:spacing w:before="0" w:after="280" w:line="372" w:lineRule="auto"/>
+        <w:spacing w:before="0" w:after="240" w:line="360" w:lineRule="auto"/>
       </w:pPr>
       <w:r>
         <w:rPr>
@@ -843,7 +877,7 @@
     </w:p>
     <w:p>
       <w:pPr>
-        <w:spacing w:before="0" w:after="280" w:line="372" w:lineRule="auto"/>
+        <w:spacing w:before="0" w:after="240" w:line="360" w:lineRule="auto"/>
       </w:pPr>
       <w:r>
         <w:rPr>
@@ -859,6 +893,8 @@
       <w:pPr>
         <w:spacing w:before="400" w:after="240" w:line="264" w:lineRule="auto"/>
         <w:shd w:val="clear" w:fill="F3F0E8"/>
+        <w:keepLines w:val="1"/>
+        <w:keepNext w:val="1"/>
       </w:pPr>
       <w:r>
         <w:rPr>
@@ -878,6 +914,8 @@
         <w:pBdr>
           <w:left w:val="single" w:sz="18" w:space="8" w:color="0F2346"/>
         </w:pBdr>
+        <w:keepLines w:val="1"/>
+        <w:keepNext w:val="1"/>
       </w:pPr>
       <w:r>
         <w:rPr>
@@ -891,7 +929,7 @@
     </w:p>
     <w:p>
       <w:pPr>
-        <w:spacing w:before="0" w:after="280" w:line="372" w:lineRule="auto"/>
+        <w:spacing w:before="0" w:after="240" w:line="360" w:lineRule="auto"/>
       </w:pPr>
       <w:r>
         <w:rPr>
@@ -907,6 +945,8 @@
       <w:pPr>
         <w:spacing w:before="400" w:after="240" w:line="264" w:lineRule="auto"/>
         <w:shd w:val="clear" w:fill="F3F0E8"/>
+        <w:keepLines w:val="1"/>
+        <w:keepNext w:val="1"/>
       </w:pPr>
       <w:r>
         <w:rPr>
@@ -916,7 +956,7 @@
           <w:color w:val="8A6D1E"/>
           <w:sz w:val="21"/>
         </w:rPr>
-        <w:t>10:05-10:25 | WATCH NEXT</w:t>
+        <w:t>10:05-10:20 | CONTINUE THE SERIES</w:t>
       </w:r>
     </w:p>
     <w:p>
@@ -926,6 +966,8 @@
         <w:pBdr>
           <w:left w:val="single" w:sz="18" w:space="8" w:color="0F2346"/>
         </w:pBdr>
+        <w:keepLines w:val="1"/>
+        <w:keepNext w:val="1"/>
       </w:pPr>
       <w:r>
         <w:rPr>
@@ -934,12 +976,12 @@
           <w:color w:val="0F2346"/>
           <w:sz w:val="22"/>
         </w:rPr>
-        <w:t>SLIDE 12  —  Watch next</w:t>
+        <w:t>SLIDE 12  —  Continue the series</w:t>
       </w:r>
     </w:p>
     <w:p>
       <w:pPr>
-        <w:spacing w:before="0" w:after="280" w:line="372" w:lineRule="auto"/>
+        <w:spacing w:before="0" w:after="240" w:line="360" w:lineRule="auto"/>
       </w:pPr>
       <w:r>
         <w:rPr>
@@ -948,7 +990,7 @@
           <w:color w:val="1A1A1A"/>
           <w:sz w:val="27"/>
         </w:rPr>
-        <w:t>And if part of what is pushing this move is that your current situation feels less stable than it did a year ago, watch what to do before a layoff happens, next.</w:t>
+        <w:t>When you are ready for the next step, continue with the Career Portability playlist.</w:t>
       </w:r>
     </w:p>
     <w:sectPr>

--- a/deliverables/video-8-slides/script/Video_8_Teleprompter_Script_with_Slide_Markers.docx
+++ b/deliverables/video-8-slides/script/Video_8_Teleprompter_Script_with_Slide_Markers.docx
@@ -79,6 +79,76 @@
     </w:p>
     <w:p>
       <w:pPr>
+        <w:spacing w:before="0" w:after="240" w:line="360" w:lineRule="auto"/>
+      </w:pPr>
+      <w:r>
+        <w:rPr>
+          <w:b w:val="0"/>
+          <w:i w:val="0"/>
+          <w:color w:val="1A1A1A"/>
+          <w:sz w:val="27"/>
+        </w:rPr>
+        <w:t>Do I really have to start over just because I’m changing industries?</w:t>
+      </w:r>
+    </w:p>
+    <w:p>
+      <w:pPr>
+        <w:spacing w:before="0" w:after="240" w:line="360" w:lineRule="auto"/>
+      </w:pPr>
+      <w:r>
+        <w:rPr>
+          <w:b w:val="0"/>
+          <w:i w:val="0"/>
+          <w:color w:val="1A1A1A"/>
+          <w:sz w:val="27"/>
+        </w:rPr>
+        <w:t>No. But your experience won’t translate itself.</w:t>
+      </w:r>
+    </w:p>
+    <w:p>
+      <w:pPr>
+        <w:spacing w:before="0" w:after="240" w:line="360" w:lineRule="auto"/>
+      </w:pPr>
+      <w:r>
+        <w:rPr>
+          <w:b w:val="0"/>
+          <w:i w:val="0"/>
+          <w:color w:val="1A1A1A"/>
+          <w:sz w:val="27"/>
+        </w:rPr>
+        <w:t>You have to show what still travels, what belongs to the old context, and what you’re prepared to learn next.</w:t>
+      </w:r>
+    </w:p>
+    <w:p>
+      <w:pPr>
+        <w:spacing w:before="0" w:after="240" w:line="360" w:lineRule="auto"/>
+      </w:pPr>
+      <w:r>
+        <w:rPr>
+          <w:b w:val="0"/>
+          <w:i w:val="0"/>
+          <w:color w:val="1A1A1A"/>
+          <w:sz w:val="27"/>
+        </w:rPr>
+        <w:t>I’ve made this move more than once. Over nearly two decades, I’ve worked across eight industries and sectors, including at Deloitte, EY and PwC, and moved from Consultant to Head of Function.</w:t>
+      </w:r>
+    </w:p>
+    <w:p>
+      <w:pPr>
+        <w:spacing w:before="0" w:after="240" w:line="360" w:lineRule="auto"/>
+      </w:pPr>
+      <w:r>
+        <w:rPr>
+          <w:b w:val="0"/>
+          <w:i w:val="0"/>
+          <w:color w:val="1A1A1A"/>
+          <w:sz w:val="27"/>
+        </w:rPr>
+        <w:t>It wasn’t smooth. Some of what I brought with me was useful immediately. Some of it was no help at all in the room I’d just walked into. When I moved toward cybersecurity and privacy, I prepared for the CISM exam and didn’t pass the first time. Judgment travels. Context doesn’t travel for free.</w:t>
+      </w:r>
+    </w:p>
+    <w:p>
+      <w:pPr>
         <w:spacing w:before="280" w:after="280" w:line="264" w:lineRule="auto"/>
         <w:shd w:val="clear" w:fill="E8EDF4"/>
         <w:pBdr>
@@ -94,7 +164,7 @@
           <w:color w:val="0F2346"/>
           <w:sz w:val="22"/>
         </w:rPr>
-        <w:t>SLIDE 1  —  New to a context   (2 reveal states)</w:t>
+        <w:t>SLIDE 1  —  New context, not no experience   (2 reveal states)</w:t>
       </w:r>
     </w:p>
     <w:p>
@@ -108,7 +178,7 @@
           <w:color w:val="1A1A1A"/>
           <w:sz w:val="27"/>
         </w:rPr>
-        <w:t>Changing industries does not make you entry-level at everything. It makes you new to a context.</w:t>
+        <w:t>What I learned is that changing industries does not make you entry-level at everything. It makes you new to a context.</w:t>
       </w:r>
     </w:p>
     <w:p>
@@ -122,7 +192,7 @@
           <w:color w:val="1A1A1A"/>
           <w:sz w:val="27"/>
         </w:rPr>
-        <w:t>Those are two different problems with two different solutions, and most of the advice you will be given collapses them into one. Either you are told to start over, or you are told that everything you have done will carry across on its own. Neither prepares you for the conversation you are actually going to have.</w:t>
+        <w:t>I’m Temidayo Afonja. I help experienced professionals work out what they can carry across roles, functions, employers and industries, so that the next move doesn’t feel like starting from zero.</w:t>
       </w:r>
     </w:p>
     <w:p>
@@ -136,7 +206,7 @@
           <w:color w:val="1A1A1A"/>
           <w:sz w:val="27"/>
         </w:rPr>
-        <w:t>So over the next ten minutes or so, I want to help you sort your own experience into three piles: what travels with you, what changes when the context changes, and what you will genuinely have to earn in the new field. Then how to show the first pile to someone who has no particular reason yet to believe you.</w:t>
+        <w:t>So I’m going to show you how to separate the capability you already have from the context you still need to learn—and how to make that difference credible to someone in the new industry.</w:t>
       </w:r>
     </w:p>
     <w:p>
@@ -155,48 +225,6 @@
           <w:sz w:val="21"/>
         </w:rPr>
         <w:t>0:30-1:15 | EARLY PROOF + INTRODUCTION</w:t>
-      </w:r>
-    </w:p>
-    <w:p>
-      <w:pPr>
-        <w:spacing w:before="0" w:after="240" w:line="360" w:lineRule="auto"/>
-      </w:pPr>
-      <w:r>
-        <w:rPr>
-          <w:b w:val="0"/>
-          <w:i w:val="0"/>
-          <w:color w:val="1A1A1A"/>
-          <w:sz w:val="27"/>
-        </w:rPr>
-        <w:t>I have made this move more than once. Over nearly two decades I have worked across eight industries and sectors, including at Deloitte, EY and PwC, and moved from Consultant to Head of Function.</w:t>
-      </w:r>
-    </w:p>
-    <w:p>
-      <w:pPr>
-        <w:spacing w:before="0" w:after="240" w:line="360" w:lineRule="auto"/>
-      </w:pPr>
-      <w:r>
-        <w:rPr>
-          <w:b w:val="0"/>
-          <w:i w:val="0"/>
-          <w:color w:val="1A1A1A"/>
-          <w:sz w:val="27"/>
-        </w:rPr>
-        <w:t>What I want you to take from that is not that it was smooth, because it was not. Some of what I brought with me was useful immediately. Some of it was no help at all in the room I had just walked into. When I moved toward cybersecurity and privacy, I prepared for the CISM exam and did not pass the first time. I mention that because it is the honest shape of this problem. Judgment travels. Context does not travel for free.</w:t>
-      </w:r>
-    </w:p>
-    <w:p>
-      <w:pPr>
-        <w:spacing w:before="0" w:after="240" w:line="360" w:lineRule="auto"/>
-      </w:pPr>
-      <w:r>
-        <w:rPr>
-          <w:b w:val="0"/>
-          <w:i w:val="0"/>
-          <w:color w:val="1A1A1A"/>
-          <w:sz w:val="27"/>
-        </w:rPr>
-        <w:t>I am Temidayo Afonja. I help experienced professionals work out what they can carry across roles, functions, employers and industries, so that the next move does not feel like starting from zero.</w:t>
       </w:r>
     </w:p>
     <w:p>

--- a/deliverables/video-8-slides/script/Video_8_Teleprompter_Script_with_Slide_Markers.docx
+++ b/deliverables/video-8-slides/script/Video_8_Teleprompter_Script_with_Slide_Markers.docx
@@ -56,7 +56,7 @@
           <w:color w:val="5A6B82"/>
           <w:sz w:val="21"/>
         </w:rPr>
-        <w:t>Target 1,450-1,700 spoken words. This draft is 1586.</w:t>
+        <w:t>Target 1,450-1,700 spoken words. This draft is 1,514.</w:t>
       </w:r>
     </w:p>
     <w:p>
